--- a/tillsyn/A 17665-2026 tillsynsbegäran.docx
+++ b/tillsyn/A 17665-2026 tillsynsbegäran.docx
@@ -1082,7 +1082,7 @@
     <w:r>
       <w:tab/>
       <w:tab/>
-      <w:t>2026-09-14</w:t>
+      <w:t>2026-09-15</w:t>
       <w:br/>
       <w:br/>
     </w:r>

--- a/tillsyn/A 17665-2026 tillsynsbegäran.docx
+++ b/tillsyn/A 17665-2026 tillsynsbegäran.docx
@@ -1082,7 +1082,7 @@
     <w:r>
       <w:tab/>
       <w:tab/>
-      <w:t>2026-09-15</w:t>
+      <w:t>2026-09-16</w:t>
       <w:br/>
       <w:br/>
     </w:r>

--- a/tillsyn/A 17665-2026 tillsynsbegäran.docx
+++ b/tillsyn/A 17665-2026 tillsynsbegäran.docx
@@ -1082,7 +1082,7 @@
     <w:r>
       <w:tab/>
       <w:tab/>
-      <w:t>2026-09-16</w:t>
+      <w:t>2026-09-17</w:t>
       <w:br/>
       <w:br/>
     </w:r>

--- a/tillsyn/A 17665-2026 tillsynsbegäran.docx
+++ b/tillsyn/A 17665-2026 tillsynsbegäran.docx
@@ -1082,7 +1082,7 @@
     <w:r>
       <w:tab/>
       <w:tab/>
-      <w:t>2026-09-17</w:t>
+      <w:t>2026-09-18</w:t>
       <w:br/>
       <w:br/>
     </w:r>

--- a/tillsyn/A 17665-2026 tillsynsbegäran.docx
+++ b/tillsyn/A 17665-2026 tillsynsbegäran.docx
@@ -1082,7 +1082,7 @@
     <w:r>
       <w:tab/>
       <w:tab/>
-      <w:t>2026-09-18</w:t>
+      <w:t>2026-09-19</w:t>
       <w:br/>
       <w:br/>
     </w:r>

--- a/tillsyn/A 17665-2026 tillsynsbegäran.docx
+++ b/tillsyn/A 17665-2026 tillsynsbegäran.docx
@@ -1082,7 +1082,7 @@
     <w:r>
       <w:tab/>
       <w:tab/>
-      <w:t>2026-09-19</w:t>
+      <w:t>2026-09-21</w:t>
       <w:br/>
       <w:br/>
     </w:r>

--- a/tillsyn/A 17665-2026 tillsynsbegäran.docx
+++ b/tillsyn/A 17665-2026 tillsynsbegäran.docx
@@ -1082,7 +1082,7 @@
     <w:r>
       <w:tab/>
       <w:tab/>
-      <w:t>2026-09-21</w:t>
+      <w:t>2026-09-23</w:t>
       <w:br/>
       <w:br/>
     </w:r>

--- a/tillsyn/A 17665-2026 tillsynsbegäran.docx
+++ b/tillsyn/A 17665-2026 tillsynsbegäran.docx
@@ -1082,7 +1082,7 @@
     <w:r>
       <w:tab/>
       <w:tab/>
-      <w:t>2026-09-23</w:t>
+      <w:t>2026-09-24</w:t>
       <w:br/>
       <w:br/>
     </w:r>

--- a/tillsyn/A 17665-2026 tillsynsbegäran.docx
+++ b/tillsyn/A 17665-2026 tillsynsbegäran.docx
@@ -1082,7 +1082,7 @@
     <w:r>
       <w:tab/>
       <w:tab/>
-      <w:t>2026-09-24</w:t>
+      <w:t>2026-09-25</w:t>
       <w:br/>
       <w:br/>
     </w:r>

--- a/tillsyn/A 17665-2026 tillsynsbegäran.docx
+++ b/tillsyn/A 17665-2026 tillsynsbegäran.docx
@@ -1082,7 +1082,7 @@
     <w:r>
       <w:tab/>
       <w:tab/>
-      <w:t>2026-09-25</w:t>
+      <w:t>2026-09-26</w:t>
       <w:br/>
       <w:br/>
     </w:r>

--- a/tillsyn/A 17665-2026 tillsynsbegäran.docx
+++ b/tillsyn/A 17665-2026 tillsynsbegäran.docx
@@ -1082,7 +1082,7 @@
     <w:r>
       <w:tab/>
       <w:tab/>
-      <w:t>2026-09-26</w:t>
+      <w:t>2026-09-27</w:t>
       <w:br/>
       <w:br/>
     </w:r>

--- a/tillsyn/A 17665-2026 tillsynsbegäran.docx
+++ b/tillsyn/A 17665-2026 tillsynsbegäran.docx
@@ -1082,7 +1082,7 @@
     <w:r>
       <w:tab/>
       <w:tab/>
-      <w:t>2026-09-27</w:t>
+      <w:t>2026-09-28</w:t>
       <w:br/>
       <w:br/>
     </w:r>

--- a/tillsyn/A 17665-2026 tillsynsbegäran.docx
+++ b/tillsyn/A 17665-2026 tillsynsbegäran.docx
@@ -1082,7 +1082,7 @@
     <w:r>
       <w:tab/>
       <w:tab/>
-      <w:t>2026-09-28</w:t>
+      <w:t>2026-09-29</w:t>
       <w:br/>
       <w:br/>
     </w:r>

--- a/tillsyn/A 17665-2026 tillsynsbegäran.docx
+++ b/tillsyn/A 17665-2026 tillsynsbegäran.docx
@@ -1082,7 +1082,7 @@
     <w:r>
       <w:tab/>
       <w:tab/>
-      <w:t>2026-09-29</w:t>
+      <w:t>2026-09-30</w:t>
       <w:br/>
       <w:br/>
     </w:r>

--- a/tillsyn/A 17665-2026 tillsynsbegäran.docx
+++ b/tillsyn/A 17665-2026 tillsynsbegäran.docx
@@ -1082,7 +1082,7 @@
     <w:r>
       <w:tab/>
       <w:tab/>
-      <w:t>2026-09-30</w:t>
+      <w:t>2026-10-01</w:t>
       <w:br/>
       <w:br/>
     </w:r>

--- a/tillsyn/A 17665-2026 tillsynsbegäran.docx
+++ b/tillsyn/A 17665-2026 tillsynsbegäran.docx
@@ -1082,7 +1082,7 @@
     <w:r>
       <w:tab/>
       <w:tab/>
-      <w:t>2026-10-01</w:t>
+      <w:t>2026-10-02</w:t>
       <w:br/>
       <w:br/>
     </w:r>

--- a/tillsyn/A 17665-2026 tillsynsbegäran.docx
+++ b/tillsyn/A 17665-2026 tillsynsbegäran.docx
@@ -1082,7 +1082,7 @@
     <w:r>
       <w:tab/>
       <w:tab/>
-      <w:t>2026-10-02</w:t>
+      <w:t>2026-10-03</w:t>
       <w:br/>
       <w:br/>
     </w:r>

--- a/tillsyn/A 17665-2026 tillsynsbegäran.docx
+++ b/tillsyn/A 17665-2026 tillsynsbegäran.docx
@@ -1082,7 +1082,7 @@
     <w:r>
       <w:tab/>
       <w:tab/>
-      <w:t>2026-10-03</w:t>
+      <w:t>2026-10-04</w:t>
       <w:br/>
       <w:br/>
     </w:r>

--- a/tillsyn/A 17665-2026 tillsynsbegäran.docx
+++ b/tillsyn/A 17665-2026 tillsynsbegäran.docx
@@ -1082,7 +1082,7 @@
     <w:r>
       <w:tab/>
       <w:tab/>
-      <w:t>2026-10-04</w:t>
+      <w:t>2026-10-05</w:t>
       <w:br/>
       <w:br/>
     </w:r>

--- a/tillsyn/A 17665-2026 tillsynsbegäran.docx
+++ b/tillsyn/A 17665-2026 tillsynsbegäran.docx
@@ -1082,7 +1082,7 @@
     <w:r>
       <w:tab/>
       <w:tab/>
-      <w:t>2026-10-05</w:t>
+      <w:t>2026-10-06</w:t>
       <w:br/>
       <w:br/>
     </w:r>

--- a/tillsyn/A 17665-2026 tillsynsbegäran.docx
+++ b/tillsyn/A 17665-2026 tillsynsbegäran.docx
@@ -1082,7 +1082,7 @@
     <w:r>
       <w:tab/>
       <w:tab/>
-      <w:t>2026-10-06</w:t>
+      <w:t>2026-10-07</w:t>
       <w:br/>
       <w:br/>
     </w:r>

--- a/tillsyn/A 17665-2026 tillsynsbegäran.docx
+++ b/tillsyn/A 17665-2026 tillsynsbegäran.docx
@@ -1082,7 +1082,7 @@
     <w:r>
       <w:tab/>
       <w:tab/>
-      <w:t>2026-10-07</w:t>
+      <w:t>2026-10-08</w:t>
       <w:br/>
       <w:br/>
     </w:r>

--- a/tillsyn/A 17665-2026 tillsynsbegäran.docx
+++ b/tillsyn/A 17665-2026 tillsynsbegäran.docx
@@ -1082,7 +1082,7 @@
     <w:r>
       <w:tab/>
       <w:tab/>
-      <w:t>2026-10-08</w:t>
+      <w:t>2026-10-09</w:t>
       <w:br/>
       <w:br/>
     </w:r>

--- a/tillsyn/A 17665-2026 tillsynsbegäran.docx
+++ b/tillsyn/A 17665-2026 tillsynsbegäran.docx
@@ -1082,7 +1082,7 @@
     <w:r>
       <w:tab/>
       <w:tab/>
-      <w:t>2026-10-09</w:t>
+      <w:t>2026-10-10</w:t>
       <w:br/>
       <w:br/>
     </w:r>

--- a/tillsyn/A 17665-2026 tillsynsbegäran.docx
+++ b/tillsyn/A 17665-2026 tillsynsbegäran.docx
@@ -1082,7 +1082,7 @@
     <w:r>
       <w:tab/>
       <w:tab/>
-      <w:t>2026-10-10</w:t>
+      <w:t>2026-10-11</w:t>
       <w:br/>
       <w:br/>
     </w:r>

--- a/tillsyn/A 17665-2026 tillsynsbegäran.docx
+++ b/tillsyn/A 17665-2026 tillsynsbegäran.docx
@@ -1082,7 +1082,7 @@
     <w:r>
       <w:tab/>
       <w:tab/>
-      <w:t>2026-10-11</w:t>
+      <w:t>2026-10-12</w:t>
       <w:br/>
       <w:br/>
     </w:r>

--- a/tillsyn/A 17665-2026 tillsynsbegäran.docx
+++ b/tillsyn/A 17665-2026 tillsynsbegäran.docx
@@ -1082,7 +1082,7 @@
     <w:r>
       <w:tab/>
       <w:tab/>
-      <w:t>2026-10-12</w:t>
+      <w:t>2026-10-13</w:t>
       <w:br/>
       <w:br/>
     </w:r>

--- a/tillsyn/A 17665-2026 tillsynsbegäran.docx
+++ b/tillsyn/A 17665-2026 tillsynsbegäran.docx
@@ -1082,7 +1082,7 @@
     <w:r>
       <w:tab/>
       <w:tab/>
-      <w:t>2026-10-13</w:t>
+      <w:t>2026-10-14</w:t>
       <w:br/>
       <w:br/>
     </w:r>

--- a/tillsyn/A 17665-2026 tillsynsbegäran.docx
+++ b/tillsyn/A 17665-2026 tillsynsbegäran.docx
@@ -1082,7 +1082,7 @@
     <w:r>
       <w:tab/>
       <w:tab/>
-      <w:t>2026-10-14</w:t>
+      <w:t>2026-10-15</w:t>
       <w:br/>
       <w:br/>
     </w:r>

--- a/tillsyn/A 17665-2026 tillsynsbegäran.docx
+++ b/tillsyn/A 17665-2026 tillsynsbegäran.docx
@@ -1082,7 +1082,7 @@
     <w:r>
       <w:tab/>
       <w:tab/>
-      <w:t>2026-10-15</w:t>
+      <w:t>2026-10-16</w:t>
       <w:br/>
       <w:br/>
     </w:r>

--- a/tillsyn/A 17665-2026 tillsynsbegäran.docx
+++ b/tillsyn/A 17665-2026 tillsynsbegäran.docx
@@ -1082,7 +1082,7 @@
     <w:r>
       <w:tab/>
       <w:tab/>
-      <w:t>2026-10-16</w:t>
+      <w:t>2026-10-17</w:t>
       <w:br/>
       <w:br/>
     </w:r>

--- a/tillsyn/A 17665-2026 tillsynsbegäran.docx
+++ b/tillsyn/A 17665-2026 tillsynsbegäran.docx
@@ -1082,7 +1082,7 @@
     <w:r>
       <w:tab/>
       <w:tab/>
-      <w:t>2026-10-17</w:t>
+      <w:t>2026-10-18</w:t>
       <w:br/>
       <w:br/>
     </w:r>

--- a/tillsyn/A 17665-2026 tillsynsbegäran.docx
+++ b/tillsyn/A 17665-2026 tillsynsbegäran.docx
@@ -1082,7 +1082,7 @@
     <w:r>
       <w:tab/>
       <w:tab/>
-      <w:t>2026-10-18</w:t>
+      <w:t>2026-10-19</w:t>
       <w:br/>
       <w:br/>
     </w:r>

--- a/tillsyn/A 17665-2026 tillsynsbegäran.docx
+++ b/tillsyn/A 17665-2026 tillsynsbegäran.docx
@@ -1082,7 +1082,7 @@
     <w:r>
       <w:tab/>
       <w:tab/>
-      <w:t>2026-10-19</w:t>
+      <w:t>2026-10-20</w:t>
       <w:br/>
       <w:br/>
     </w:r>

--- a/tillsyn/A 17665-2026 tillsynsbegäran.docx
+++ b/tillsyn/A 17665-2026 tillsynsbegäran.docx
@@ -1082,7 +1082,7 @@
     <w:r>
       <w:tab/>
       <w:tab/>
-      <w:t>2026-10-20</w:t>
+      <w:t>2026-10-21</w:t>
       <w:br/>
       <w:br/>
     </w:r>

--- a/tillsyn/A 17665-2026 tillsynsbegäran.docx
+++ b/tillsyn/A 17665-2026 tillsynsbegäran.docx
@@ -1082,7 +1082,7 @@
     <w:r>
       <w:tab/>
       <w:tab/>
-      <w:t>2026-10-21</w:t>
+      <w:t>2026-10-22</w:t>
       <w:br/>
       <w:br/>
     </w:r>

--- a/tillsyn/A 17665-2026 tillsynsbegäran.docx
+++ b/tillsyn/A 17665-2026 tillsynsbegäran.docx
@@ -1082,7 +1082,7 @@
     <w:r>
       <w:tab/>
       <w:tab/>
-      <w:t>2026-10-22</w:t>
+      <w:t>2026-10-23</w:t>
       <w:br/>
       <w:br/>
     </w:r>

--- a/tillsyn/A 17665-2026 tillsynsbegäran.docx
+++ b/tillsyn/A 17665-2026 tillsynsbegäran.docx
@@ -1082,7 +1082,7 @@
     <w:r>
       <w:tab/>
       <w:tab/>
-      <w:t>2026-10-23</w:t>
+      <w:t>2026-10-24</w:t>
       <w:br/>
       <w:br/>
     </w:r>

--- a/tillsyn/A 17665-2026 tillsynsbegäran.docx
+++ b/tillsyn/A 17665-2026 tillsynsbegäran.docx
@@ -1082,7 +1082,7 @@
     <w:r>
       <w:tab/>
       <w:tab/>
-      <w:t>2026-10-24</w:t>
+      <w:t>2026-10-25</w:t>
       <w:br/>
       <w:br/>
     </w:r>

--- a/tillsyn/A 17665-2026 tillsynsbegäran.docx
+++ b/tillsyn/A 17665-2026 tillsynsbegäran.docx
@@ -1082,7 +1082,7 @@
     <w:r>
       <w:tab/>
       <w:tab/>
-      <w:t>2026-10-25</w:t>
+      <w:t>2026-10-26</w:t>
       <w:br/>
       <w:br/>
     </w:r>

--- a/tillsyn/A 17665-2026 tillsynsbegäran.docx
+++ b/tillsyn/A 17665-2026 tillsynsbegäran.docx
@@ -1082,7 +1082,7 @@
     <w:r>
       <w:tab/>
       <w:tab/>
-      <w:t>2026-10-26</w:t>
+      <w:t>2026-10-27</w:t>
       <w:br/>
       <w:br/>
     </w:r>

--- a/tillsyn/A 17665-2026 tillsynsbegäran.docx
+++ b/tillsyn/A 17665-2026 tillsynsbegäran.docx
@@ -1082,7 +1082,7 @@
     <w:r>
       <w:tab/>
       <w:tab/>
-      <w:t>2026-10-27</w:t>
+      <w:t>2026-10-28</w:t>
       <w:br/>
       <w:br/>
     </w:r>

--- a/tillsyn/A 17665-2026 tillsynsbegäran.docx
+++ b/tillsyn/A 17665-2026 tillsynsbegäran.docx
@@ -1082,7 +1082,7 @@
     <w:r>
       <w:tab/>
       <w:tab/>
-      <w:t>2026-10-28</w:t>
+      <w:t>2026-10-29</w:t>
       <w:br/>
       <w:br/>
     </w:r>

--- a/tillsyn/A 17665-2026 tillsynsbegäran.docx
+++ b/tillsyn/A 17665-2026 tillsynsbegäran.docx
@@ -22,7 +22,7 @@
       <w:r>
         <w:drawing>
           <wp:inline xmlns:a="http://schemas.openxmlformats.org/drawingml/2006/main" xmlns:pic="http://schemas.openxmlformats.org/drawingml/2006/picture">
-            <wp:extent cx="5486400" cy="5557057"/>
+            <wp:extent cx="5486400" cy="5362924"/>
             <wp:docPr id="1" name="Picture 1"/>
             <wp:cNvGraphicFramePr>
               <a:graphicFrameLocks noChangeAspect="1"/>
@@ -43,7 +43,7 @@
                   <pic:spPr>
                     <a:xfrm>
                       <a:off x="0" y="0"/>
-                      <a:ext cx="5486400" cy="5557057"/>
+                      <a:ext cx="5486400" cy="5362924"/>
                     </a:xfrm>
                     <a:prstGeom prst="rect"/>
                   </pic:spPr>
@@ -65,7 +65,7 @@
     </w:p>
     <w:p>
       <w:r>
-        <w:t>I och inom 24 meter från avverkningsanmälan finns fynd av 7 naturvårdsarter, varav 3 är rödlistade, 1 är fridlyst, 7 är typiska (T) och 2 är signalarter (S): garnlav (VU, T), knärot (VU, T, §8), ullticka (NT, T), skinnlav (S, T), vedticka (S, T), kransmossa (T) och kötticka (T). Se Figur 1.</w:t>
+        <w:t>I och inom 24 meter från avverkningsanmälan finns fynd av 7 naturvårdsarter, varav 3 är rödlistade, 1 är fridlyst, 7 är typiska (T) och 2 är signalarter (S): garnlav (VU, T), knärot (VU, T, §8), ullticka (NT, T), skinnlav (S, T), vedticka (S, T), kransmossa (T) och kötticka (aggregat) (T). Se Figur 1.</w:t>
       </w:r>
     </w:p>
     <w:p>
@@ -368,26 +368,6 @@
       </w:r>
     </w:p>
     <w:p>
-      <w:r>
-        <w:rPr>
-          <w:b/>
-        </w:rPr>
-        <w:t>Kötticka (NT)</w:t>
-      </w:r>
-      <w:r>
-        <w:t xml:space="preserve"> är granens kötticka och har klassificerats som ”gammelskogsindikator”, då den förekommer med ett tydligt optimum i äldre barrskogar, främst fuktiga granskogar. Den har högst signalvärde söder om den naturliga norrlandsgränsen </w:t>
-      </w:r>
-      <w:r>
-        <w:rPr>
-          <w:i/>
-        </w:rPr>
-        <w:t>limes norrlandicus</w:t>
-      </w:r>
-      <w:r>
-        <w:t>, men signalerar vanligtvis höga naturvärden även i Norrland. Arten är knuten till miljöer med konstant luftfuktighet och känslig för uttorkning som en avverkning kan medföra. Den totala populationen bedöms därför ha minskat under de senaste 30 åren och fortsätter att minska i takt med att grankontinuitetsskogar (skogar som inte kalavverkats) minskar i areal, samtidigt som att lämpliga miljöer inte återskapas i samma takt (SLU Artdatabanken, 2024; Nitare &amp; Skogsstyrelsen, 2019).</w:t>
-      </w:r>
-    </w:p>
-    <w:p>
       <w:pPr>
         <w:pStyle w:val="Heading1"/>
       </w:pPr>
@@ -402,7 +382,7 @@
     </w:p>
     <w:p>
       <w:r>
-        <w:t>Följande typiska arter har sina livsmiljöer och växtplatser i den avverkningsanmälda skogen: garnlav (VU, T), knärot (VU, T, §8), ullticka (NT, T), skinnlav (S, T), vedticka (S, T), kransmossa (T) och kötticka (T).</w:t>
+        <w:t>Följande typiska arter har sina livsmiljöer och växtplatser i den avverkningsanmälda skogen: garnlav (VU, T), knärot (VU, T, §8), ullticka (NT, T), skinnlav (S, T), vedticka (S, T), kransmossa (T) och kötticka (aggregat) (T).</w:t>
       </w:r>
     </w:p>
     <w:p>
@@ -1082,7 +1062,7 @@
     <w:r>
       <w:tab/>
       <w:tab/>
-      <w:t>2026-10-29</w:t>
+      <w:t>2026-10-31</w:t>
       <w:br/>
       <w:br/>
     </w:r>
